--- a/UI_UX_Design_Brief_Cogana_v1.0.docx
+++ b/UI_UX_Design_Brief_Cogana_v1.0.docx
@@ -13,7 +13,7 @@
           <w:color w:val="2E74B5"/>
           <w:sz w:val="26"/>
         </w:rPr>
-        <w:t>COGUANA</w:t>
+        <w:t>COGANA</w:t>
       </w:r>
       <w:r>
         <w:rPr>
@@ -148,7 +148,7 @@
               <w:spacing w:after="0" w:line="240" w:lineRule="auto"/>
             </w:pPr>
             <w:r>
-              <w:t>Coguana</w:t>
+              <w:t>Cogana</w:t>
             </w:r>
           </w:p>
         </w:tc>
@@ -817,7 +817,7 @@
     </w:p>
     <w:p>
       <w:r>
-        <w:t>Coguana debe servir a dos mundos. En la tienda, el diseño necesita velocidad, cifras legibles y pocos pasos. Para clientes, restaurantes y repartidores, necesita confianza, orientación y comunicación de estados. Ambos mundos compartirán componentes y marca, pero no la misma densidad de información.</w:t>
+        <w:t>Cogana debe servir a dos mundos. En la tienda, el diseño necesita velocidad, cifras legibles y pocos pasos. Para clientes, restaurantes y repartidores, necesita confianza, orientación y comunicación de estados. Ambos mundos compartirán componentes y marca, pero no la misma densidad de información.</w:t>
       </w:r>
     </w:p>
     <w:p>
@@ -7723,7 +7723,7 @@
         <w:color w:val="1F4D78"/>
         <w:sz w:val="18"/>
       </w:rPr>
-      <w:t>COGUANA  |  UI/UX DESIGN BRIEF</w:t>
+      <w:t>COGANA  |  UI/UX DESIGN BRIEF</w:t>
     </w:r>
   </w:p>
 </w:hdr>
